--- a/Prompts/ARP table promp.docx
+++ b/Prompts/ARP table promp.docx
@@ -33,21 +33,132 @@
         <w:spacing w:after="0" w:line="240" w:lineRule="auto"/>
       </w:pPr>
       <w:r>
-        <w:t xml:space="preserve">Include robust exception handling for SSH failures and API rate limits. Output the final combined results (Hostname, Serial, PID, </w:t>
+        <w:t xml:space="preserve">Include robust exception handling </w:t>
+      </w:r>
+      <w:proofErr w:type="gramStart"/>
+      <w:r>
+        <w:t>for</w:t>
+      </w:r>
+      <w:proofErr w:type="gramEnd"/>
+      <w:r>
+        <w:t xml:space="preserve"> SSH failures. </w:t>
+      </w:r>
+      <w:r>
+        <w:t xml:space="preserve">Generate log </w:t>
+      </w:r>
+      <w:proofErr w:type="gramStart"/>
+      <w:r>
+        <w:t>file</w:t>
+      </w:r>
+      <w:proofErr w:type="gramEnd"/>
+      <w:r>
+        <w:t xml:space="preserve"> with </w:t>
+      </w:r>
+      <w:proofErr w:type="gramStart"/>
+      <w:r>
+        <w:t>the unreachable</w:t>
+      </w:r>
+      <w:proofErr w:type="gramEnd"/>
+      <w:r>
+        <w:t xml:space="preserve"> or </w:t>
+      </w:r>
+      <w:proofErr w:type="gramStart"/>
+      <w:r>
+        <w:t>failed to</w:t>
+      </w:r>
+      <w:proofErr w:type="gramEnd"/>
+      <w:r>
+        <w:t xml:space="preserve"> login devices.</w:t>
+      </w:r>
+    </w:p>
+    <w:p>
+      <w:pPr>
+        <w:spacing w:after="0" w:line="240" w:lineRule="auto"/>
+      </w:pPr>
+    </w:p>
+    <w:p>
+      <w:pPr>
+        <w:spacing w:after="0" w:line="240" w:lineRule="auto"/>
+      </w:pPr>
+      <w:r>
+        <w:t>Output the final combined results (Hostname,</w:t>
+      </w:r>
+      <w:r>
+        <w:t xml:space="preserve"> management IP,</w:t>
+      </w:r>
+      <w:r>
+        <w:t xml:space="preserve"> Serial, PID,) into a structured CSV file. Make the code modular, well-commented, and include placeholder variables for credentials and API keys.</w:t>
+      </w:r>
+    </w:p>
+    <w:p>
+      <w:pPr>
+        <w:spacing w:after="0" w:line="240" w:lineRule="auto"/>
+      </w:pPr>
+    </w:p>
+    <w:p>
+      <w:pPr>
+        <w:spacing w:after="0" w:line="240" w:lineRule="auto"/>
+      </w:pPr>
+      <w:r>
+        <w:t>Requirements:</w:t>
+      </w:r>
+    </w:p>
+    <w:p>
+      <w:pPr>
+        <w:spacing w:after="0" w:line="240" w:lineRule="auto"/>
+      </w:pPr>
+      <w:r>
+        <w:t>1. Read the list of management IP addresses from a text file named '</w:t>
+      </w:r>
+      <w:r>
+        <w:t>management_ips.txt</w:t>
+      </w:r>
+      <w:r>
+        <w:t>'</w:t>
+      </w:r>
+      <w:r>
+        <w:t xml:space="preserve"> </w:t>
+      </w:r>
+      <w:r>
+        <w:t>(one IP per line). Validate is an IP address.</w:t>
+      </w:r>
+    </w:p>
+    <w:p>
+      <w:pPr>
+        <w:spacing w:after="0" w:line="240" w:lineRule="auto"/>
+      </w:pPr>
+      <w:r>
+        <w:t>2. Prompt the user for SSH credentials securely (using the '</w:t>
       </w:r>
       <w:proofErr w:type="spellStart"/>
       <w:r>
-        <w:t>EoX</w:t>
+        <w:t>getpass</w:t>
       </w:r>
       <w:proofErr w:type="spellEnd"/>
       <w:r>
-        <w:t xml:space="preserve"> Dates) into a structured CSV file. Make the code modular, well-commented, and include placeholder variables for credentials and API keys.</w:t>
-      </w:r>
-    </w:p>
-    <w:p>
-      <w:pPr>
-        <w:spacing w:after="0" w:line="240" w:lineRule="auto"/>
-      </w:pPr>
+        <w:t>' library) so passwords aren't hardcoded.</w:t>
+      </w:r>
+    </w:p>
+    <w:p>
+      <w:pPr>
+        <w:spacing w:after="0" w:line="240" w:lineRule="auto"/>
+      </w:pPr>
+    </w:p>
+    <w:p>
+      <w:pPr>
+        <w:spacing w:after="0" w:line="240" w:lineRule="auto"/>
+      </w:pPr>
+      <w:r>
+        <w:t xml:space="preserve">Provide the </w:t>
+      </w:r>
+      <w:proofErr w:type="gramStart"/>
+      <w:r>
+        <w:t>complete, commented</w:t>
+      </w:r>
+      <w:proofErr w:type="gramEnd"/>
+      <w:r>
+        <w:t xml:space="preserve"> Python code, and list the exact pip install command I need to run before executing it.</w:t>
+      </w:r>
     </w:p>
     <w:p>
       <w:pPr>
@@ -198,41 +309,147 @@
         <w:spacing w:after="0" w:line="240" w:lineRule="auto"/>
       </w:pPr>
       <w:r>
+        <w:lastRenderedPageBreak/>
         <w:t>3.</w:t>
       </w:r>
       <w:r>
-        <w:t xml:space="preserve"> Include error handling to skip unreachable devices or failed logins, and continue with the next device in the list.</w:t>
-      </w:r>
-      <w:r>
-        <w:t xml:space="preserve"> Generate log file with the unreachable or failed to login devices.</w:t>
-      </w:r>
-    </w:p>
-    <w:p>
-      <w:pPr>
-        <w:spacing w:after="0" w:line="240" w:lineRule="auto"/>
-      </w:pPr>
-    </w:p>
-    <w:p>
-      <w:pPr>
-        <w:spacing w:after="0" w:line="240" w:lineRule="auto"/>
-      </w:pPr>
-      <w:r>
-        <w:t>Provide the complete, commented Python code, and list the exact pip install command I need to run before executing it.</w:t>
-      </w:r>
-    </w:p>
-    <w:p>
-      <w:pPr>
-        <w:spacing w:after="0" w:line="240" w:lineRule="auto"/>
-      </w:pPr>
-    </w:p>
-    <w:p>
-      <w:pPr>
-        <w:spacing w:after="0" w:line="240" w:lineRule="auto"/>
-      </w:pPr>
-      <w:r>
-        <w:t>Provide guidance how get access to the Cisco API.</w:t>
-      </w:r>
-    </w:p>
+        <w:t xml:space="preserve"> Include error handling to skip unreachable devices or failed </w:t>
+      </w:r>
+      <w:proofErr w:type="gramStart"/>
+      <w:r>
+        <w:t>logins, and</w:t>
+      </w:r>
+      <w:proofErr w:type="gramEnd"/>
+      <w:r>
+        <w:t xml:space="preserve"> continue with the next device in the list.</w:t>
+      </w:r>
+      <w:r>
+        <w:t xml:space="preserve"> Generate log </w:t>
+      </w:r>
+      <w:proofErr w:type="gramStart"/>
+      <w:r>
+        <w:t>file</w:t>
+      </w:r>
+      <w:proofErr w:type="gramEnd"/>
+      <w:r>
+        <w:t xml:space="preserve"> with </w:t>
+      </w:r>
+      <w:proofErr w:type="gramStart"/>
+      <w:r>
+        <w:t>the unreachable</w:t>
+      </w:r>
+      <w:proofErr w:type="gramEnd"/>
+      <w:r>
+        <w:t xml:space="preserve"> or </w:t>
+      </w:r>
+      <w:proofErr w:type="gramStart"/>
+      <w:r>
+        <w:t>failed to</w:t>
+      </w:r>
+      <w:proofErr w:type="gramEnd"/>
+      <w:r>
+        <w:t xml:space="preserve"> login devices.</w:t>
+      </w:r>
+    </w:p>
+    <w:p>
+      <w:pPr>
+        <w:spacing w:after="0" w:line="240" w:lineRule="auto"/>
+      </w:pPr>
+    </w:p>
+    <w:p>
+      <w:pPr>
+        <w:spacing w:after="0" w:line="240" w:lineRule="auto"/>
+      </w:pPr>
+      <w:r>
+        <w:t xml:space="preserve">Provide the </w:t>
+      </w:r>
+      <w:proofErr w:type="gramStart"/>
+      <w:r>
+        <w:t>complete, commented</w:t>
+      </w:r>
+      <w:proofErr w:type="gramEnd"/>
+      <w:r>
+        <w:t xml:space="preserve"> Python code, and list the exact pip install command I need to run before executing it.</w:t>
+      </w:r>
+    </w:p>
+    <w:p>
+      <w:pPr>
+        <w:spacing w:after="0" w:line="240" w:lineRule="auto"/>
+      </w:pPr>
+    </w:p>
+    <w:p>
+      <w:pPr>
+        <w:spacing w:after="0" w:line="240" w:lineRule="auto"/>
+      </w:pPr>
+      <w:r>
+        <w:t xml:space="preserve">Provide </w:t>
+      </w:r>
+      <w:proofErr w:type="gramStart"/>
+      <w:r>
+        <w:t>guidance</w:t>
+      </w:r>
+      <w:proofErr w:type="gramEnd"/>
+      <w:r>
+        <w:t xml:space="preserve"> how </w:t>
+      </w:r>
+      <w:proofErr w:type="gramStart"/>
+      <w:r>
+        <w:t>get</w:t>
+      </w:r>
+      <w:proofErr w:type="gramEnd"/>
+      <w:r>
+        <w:t xml:space="preserve"> access to the Cisco API.</w:t>
+      </w:r>
+    </w:p>
+    <w:p/>
+    <w:p/>
+    <w:p/>
+    <w:p/>
+    <w:p/>
+    <w:p>
+      <w:pPr>
+        <w:spacing w:after="0" w:line="240" w:lineRule="auto"/>
+      </w:pPr>
+      <w:r>
+        <w:t xml:space="preserve">Act as a senior network automation engineer. Write a Python script that reads a list of </w:t>
+      </w:r>
+      <w:r>
+        <w:t xml:space="preserve">mac address on format </w:t>
+      </w:r>
+      <w:proofErr w:type="spellStart"/>
+      <w:r>
+        <w:t>xx.xx.xx.xx.</w:t>
+      </w:r>
+      <w:proofErr w:type="gramStart"/>
+      <w:r>
+        <w:t>xx.xx</w:t>
+      </w:r>
+      <w:proofErr w:type="spellEnd"/>
+      <w:proofErr w:type="gramEnd"/>
+      <w:r>
+        <w:t xml:space="preserve"> from </w:t>
+      </w:r>
+      <w:r>
+        <w:t>a text file,</w:t>
+      </w:r>
+      <w:r>
+        <w:t xml:space="preserve"> convert to format </w:t>
+      </w:r>
+      <w:proofErr w:type="spellStart"/>
+      <w:proofErr w:type="gramStart"/>
+      <w:r>
+        <w:t>yyyy.yyyy</w:t>
+      </w:r>
+      <w:proofErr w:type="gramEnd"/>
+      <w:r>
+        <w:t>.yyyy</w:t>
+      </w:r>
+      <w:proofErr w:type="spellEnd"/>
+      <w:r>
+        <w:t xml:space="preserve"> and output on a new text file. </w:t>
+      </w:r>
+    </w:p>
+    <w:p/>
     <w:p/>
     <w:p>
       <w:r>
@@ -616,7 +833,23 @@
         <w:spacing w:after="0" w:line="240" w:lineRule="auto"/>
       </w:pPr>
       <w:r>
-        <w:t>Include error handling for connection issues</w:t>
+        <w:t xml:space="preserve">Include </w:t>
+      </w:r>
+      <w:proofErr w:type="gramStart"/>
+      <w:r>
+        <w:t>error</w:t>
+      </w:r>
+      <w:proofErr w:type="gramEnd"/>
+      <w:r>
+        <w:t xml:space="preserve"> </w:t>
+      </w:r>
+      <w:proofErr w:type="gramStart"/>
+      <w:r>
+        <w:t>handling for</w:t>
+      </w:r>
+      <w:proofErr w:type="gramEnd"/>
+      <w:r>
+        <w:t xml:space="preserve"> connection issues</w:t>
       </w:r>
       <w:r>
         <w:t xml:space="preserve"> </w:t>
@@ -936,7 +1169,15 @@
         <w:spacing w:after="0" w:line="240" w:lineRule="auto"/>
       </w:pPr>
       <w:r>
-        <w:t>If is not directly connected, check the routing table, connect to the host that advertise the subnet route, get the ARP table, filter the ARP table for the requested specific IP address subnet.</w:t>
+        <w:t xml:space="preserve">If is not directly connected, check the routing table, connect to the host that </w:t>
+      </w:r>
+      <w:proofErr w:type="gramStart"/>
+      <w:r>
+        <w:t>advertise</w:t>
+      </w:r>
+      <w:proofErr w:type="gramEnd"/>
+      <w:r>
+        <w:t xml:space="preserve"> the subnet route, get the ARP table, filter the ARP table for the requested specific IP address subnet.</w:t>
       </w:r>
     </w:p>
     <w:p>
@@ -1078,7 +1319,23 @@
         <w:spacing w:after="0" w:line="240" w:lineRule="auto"/>
       </w:pPr>
       <w:r>
-        <w:t>Include error handling for connection issues</w:t>
+        <w:t xml:space="preserve">Include </w:t>
+      </w:r>
+      <w:proofErr w:type="gramStart"/>
+      <w:r>
+        <w:t>error</w:t>
+      </w:r>
+      <w:proofErr w:type="gramEnd"/>
+      <w:r>
+        <w:t xml:space="preserve"> </w:t>
+      </w:r>
+      <w:proofErr w:type="gramStart"/>
+      <w:r>
+        <w:t>handling for</w:t>
+      </w:r>
+      <w:proofErr w:type="gramEnd"/>
+      <w:r>
+        <w:t xml:space="preserve"> connection issues</w:t>
       </w:r>
       <w:r>
         <w:t xml:space="preserve"> </w:t>
@@ -1202,20 +1459,44 @@
         <w:spacing w:after="0" w:line="240" w:lineRule="auto"/>
       </w:pPr>
       <w:r>
-        <w:t>6. Include error handling to skip unreachable devices or failed logins, and continue with the next device in the list.</w:t>
-      </w:r>
-    </w:p>
-    <w:p>
-      <w:pPr>
-        <w:spacing w:after="0" w:line="240" w:lineRule="auto"/>
-      </w:pPr>
-    </w:p>
-    <w:p>
-      <w:pPr>
-        <w:spacing w:after="0" w:line="240" w:lineRule="auto"/>
-      </w:pPr>
-      <w:r>
-        <w:t>Provide the complete, commented Python code, and list the exact pip install command I need to run before executing it.</w:t>
+        <w:t xml:space="preserve">6. Include </w:t>
+      </w:r>
+      <w:proofErr w:type="gramStart"/>
+      <w:r>
+        <w:t>error</w:t>
+      </w:r>
+      <w:proofErr w:type="gramEnd"/>
+      <w:r>
+        <w:t xml:space="preserve"> handling to skip unreachable devices or failed </w:t>
+      </w:r>
+      <w:proofErr w:type="gramStart"/>
+      <w:r>
+        <w:t>logins, and</w:t>
+      </w:r>
+      <w:proofErr w:type="gramEnd"/>
+      <w:r>
+        <w:t xml:space="preserve"> continue with the next device in the list.</w:t>
+      </w:r>
+    </w:p>
+    <w:p>
+      <w:pPr>
+        <w:spacing w:after="0" w:line="240" w:lineRule="auto"/>
+      </w:pPr>
+    </w:p>
+    <w:p>
+      <w:pPr>
+        <w:spacing w:after="0" w:line="240" w:lineRule="auto"/>
+      </w:pPr>
+      <w:r>
+        <w:t xml:space="preserve">Provide the </w:t>
+      </w:r>
+      <w:proofErr w:type="gramStart"/>
+      <w:r>
+        <w:t>complete, commented</w:t>
+      </w:r>
+      <w:proofErr w:type="gramEnd"/>
+      <w:r>
+        <w:t xml:space="preserve"> Python code, and list the exact pip install command I need to run before executing it.</w:t>
       </w:r>
     </w:p>
     <w:sectPr>
@@ -2560,6 +2841,7 @@
   <w:style w:type="character" w:default="1" w:styleId="DefaultParagraphFont">
     <w:name w:val="Default Paragraph Font"/>
     <w:uiPriority w:val="1"/>
+    <w:semiHidden/>
     <w:unhideWhenUsed/>
   </w:style>
   <w:style w:type="table" w:default="1" w:styleId="TableNormal">
